--- a/CS-230 Project 3.docx
+++ b/CS-230 Project 3.docx
@@ -163,7 +163,15 @@
         <w:spacing w:line="480" w:lineRule="auto"/>
       </w:pPr>
       <w:r>
-        <w:t>Paging and swapping allows for both virtual storage and virtual memory to map addresses , eliminating external fragmentation and allowing for non-contiguous memory allocation. The requirement for only one instance of a game to exist in memory can be enforced via a combination of the application's singleton design pattern and a distributed coordination service (e.g., ZooKeeper) or a database lock in a distributed environment.</w:t>
+        <w:t xml:space="preserve">Paging and swapping allows for both virtual storage and virtual memory to map addresses , eliminating external fragmentation and allowing for non-contiguous memory allocation. The requirement for only one instance of a game to exist in memory can be enforced via a combination of the application's singleton design pattern and a distributed coordination service (e.g., </w:t>
+      </w:r>
+      <w:proofErr w:type="spellStart"/>
+      <w:r>
+        <w:t>ZooKeeper</w:t>
+      </w:r>
+      <w:proofErr w:type="spellEnd"/>
+      <w:r>
+        <w:t>) or a database lock in a distributed environment.</w:t>
       </w:r>
     </w:p>
     <w:p>
@@ -212,11 +220,21 @@
           <w:bCs/>
         </w:rPr>
       </w:pPr>
-      <w:r>
-        <w:rPr>
-          <w:b/>
-          <w:bCs/>
-        </w:rPr>
+    </w:p>
+    <w:p>
+      <w:pPr>
+        <w:spacing w:line="480" w:lineRule="auto"/>
+        <w:rPr>
+          <w:b/>
+          <w:bCs/>
+        </w:rPr>
+      </w:pPr>
+      <w:r>
+        <w:rPr>
+          <w:b/>
+          <w:bCs/>
+        </w:rPr>
+        <w:lastRenderedPageBreak/>
         <w:t>Security</w:t>
       </w:r>
     </w:p>
@@ -225,8 +243,29 @@
         <w:spacing w:line="480" w:lineRule="auto"/>
       </w:pPr>
       <w:r>
-        <w:lastRenderedPageBreak/>
-        <w:t>Data Encryption in Transit: Enforce HTTPS (TLS 1.3) for all web traffic between the client and the load balancer, and between internal microservices. This protects user information (credentials, game data) from being intercepted.  Leverage Linux security modules (like AppArmor or SELinux) to confine application processes, and maintain a strict patching schedule for the OS and all software packages to mitigate known vulnerabilities.</w:t>
+        <w:t xml:space="preserve">Data Encryption in Transit: Enforce HTTPS (TLS 1.3) for all web traffic between the client and the load balancer, and between internal microservices. This protects user information (credentials, game data) from being intercepted.  Leverage Linux security modules (like </w:t>
+      </w:r>
+      <w:proofErr w:type="spellStart"/>
+      <w:r>
+        <w:t>AppArmor</w:t>
+      </w:r>
+      <w:proofErr w:type="spellEnd"/>
+      <w:r>
+        <w:t xml:space="preserve"> or </w:t>
+      </w:r>
+      <w:proofErr w:type="spellStart"/>
+      <w:r>
+        <w:t>SELinux</w:t>
+      </w:r>
+      <w:proofErr w:type="spellEnd"/>
+      <w:r>
+        <w:t xml:space="preserve">) to confine application </w:t>
+      </w:r>
+      <w:r>
+        <w:t>processes and</w:t>
+      </w:r>
+      <w:r>
+        <w:t xml:space="preserve"> maintain a strict patching schedule for the OS and all software packages to mitigate known vulnerabilities.</w:t>
       </w:r>
       <w:r>
         <w:t xml:space="preserve"> Implement OAuth 2.0 or OpenID Connect for secure user authentication and authorization, allowing secure sign-in and preventing unauthorized access.</w:t>
